--- a/public/templates/Trip Ticket.docx
+++ b/public/templates/Trip Ticket.docx
@@ -79,7 +79,7 @@
               </wp:anchor>
             </w:drawing>
           </mc:Choice>
-          <mc:Fallback xmlns:oel="http://schemas.microsoft.com/office/2019/extlst" xmlns:w16du="http://schemas.microsoft.com/office/word/2023/wordml/word16du" xmlns:w16sdtfl="http://schemas.microsoft.com/office/word/2024/wordml/sdtformatlock">
+          <mc:Fallback xmlns:w16sdtfl="http://schemas.microsoft.com/office/word/2024/wordml/sdtformatlock" xmlns:w16du="http://schemas.microsoft.com/office/word/2023/wordml/word16du" xmlns:oel="http://schemas.microsoft.com/office/2019/extlst">
             <w:pict>
               <v:shapetype w14:anchorId="744511F4" id="_x0000_t32" coordsize="21600,21600" o:spt="32" o:oned="t" path="m,l21600,21600e" filled="f">
                 <v:path arrowok="t" fillok="f" o:connecttype="none"/>
@@ -111,7 +111,21 @@
           <w:sz w:val="28"/>
           <w:szCs w:val="28"/>
         </w:rPr>
-        <w:t>(Ticket Number)</w:t>
+        <w:t>{</w:t>
+      </w:r>
+      <w:r>
+        <w:rPr>
+          <w:sz w:val="28"/>
+          <w:szCs w:val="28"/>
+        </w:rPr>
+        <w:t>Ticket Number</w:t>
+      </w:r>
+      <w:r>
+        <w:rPr>
+          <w:sz w:val="28"/>
+          <w:szCs w:val="28"/>
+        </w:rPr>
+        <w:t>}</w:t>
       </w:r>
       <w:r>
         <w:rPr>
@@ -268,6 +282,17 @@
             <w:r>
               <w:t xml:space="preserve"> </w:t>
             </w:r>
+            <w:r>
+              <w:t>{</w:t>
+            </w:r>
+            <w:proofErr w:type="spellStart"/>
+            <w:r>
+              <w:t>driver_name</w:t>
+            </w:r>
+            <w:proofErr w:type="spellEnd"/>
+            <w:r>
+              <w:t>}</w:t>
+            </w:r>
           </w:p>
         </w:tc>
       </w:tr>
@@ -323,6 +348,17 @@
             </w:r>
             <w:r>
               <w:t xml:space="preserve"> </w:t>
+            </w:r>
+            <w:r>
+              <w:t>{</w:t>
+            </w:r>
+            <w:proofErr w:type="spellStart"/>
+            <w:r>
+              <w:t>vehicle_and_plate</w:t>
+            </w:r>
+            <w:proofErr w:type="spellEnd"/>
+            <w:r>
+              <w:t>}</w:t>
             </w:r>
           </w:p>
         </w:tc>
@@ -416,7 +452,7 @@
                     </wp:anchor>
                   </w:drawing>
                 </mc:Choice>
-                <mc:Fallback xmlns:oel="http://schemas.microsoft.com/office/2019/extlst" xmlns:w16du="http://schemas.microsoft.com/office/word/2023/wordml/word16du" xmlns:w16sdtfl="http://schemas.microsoft.com/office/word/2024/wordml/sdtformatlock">
+                <mc:Fallback xmlns:w16sdtfl="http://schemas.microsoft.com/office/word/2024/wordml/sdtformatlock" xmlns:w16du="http://schemas.microsoft.com/office/word/2023/wordml/word16du" xmlns:oel="http://schemas.microsoft.com/office/2019/extlst">
                   <w:pict>
                     <v:line w14:anchorId="68ADCC1B" id="Straight Connector 1" o:spid="_x0000_s1026" style="position:absolute;flip:x;z-index:251680768;visibility:visible;mso-wrap-style:square;mso-width-percent:0;mso-height-percent:0;mso-wrap-distance-left:9pt;mso-wrap-distance-top:0;mso-wrap-distance-right:9pt;mso-wrap-distance-bottom:0;mso-position-horizontal:absolute;mso-position-horizontal-relative:text;mso-position-vertical:absolute;mso-position-vertical-relative:text;mso-width-percent:0;mso-height-percent:0;mso-width-relative:margin;mso-height-relative:margin" from="165.95pt,-39.8pt" to="166.7pt,78.7pt" o:gfxdata="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" strokecolor="black [3040]"/>
                   </w:pict>
@@ -499,6 +535,9 @@
             <w:r>
               <w:t xml:space="preserve">:                                                 </w:t>
             </w:r>
+            <w:r>
+              <w:t>{destination}</w:t>
+            </w:r>
           </w:p>
         </w:tc>
       </w:tr>
@@ -543,6 +582,9 @@
             <w:r>
               <w:t xml:space="preserve">:               </w:t>
             </w:r>
+            <w:r>
+              <w:t>{travel date}</w:t>
+            </w:r>
           </w:p>
         </w:tc>
       </w:tr>
@@ -581,6 +623,9 @@
             </w:r>
             <w:r>
               <w:t>:</w:t>
+            </w:r>
+            <w:r>
+              <w:t xml:space="preserve"> {purpose}</w:t>
             </w:r>
           </w:p>
         </w:tc>
@@ -952,7 +997,7 @@
               </wp:anchor>
             </w:drawing>
           </mc:Choice>
-          <mc:Fallback xmlns:oel="http://schemas.microsoft.com/office/2019/extlst" xmlns:w16du="http://schemas.microsoft.com/office/word/2023/wordml/word16du" xmlns:w16sdtfl="http://schemas.microsoft.com/office/word/2024/wordml/sdtformatlock">
+          <mc:Fallback xmlns:w16sdtfl="http://schemas.microsoft.com/office/word/2024/wordml/sdtformatlock" xmlns:w16du="http://schemas.microsoft.com/office/word/2023/wordml/word16du" xmlns:oel="http://schemas.microsoft.com/office/2019/extlst">
             <w:pict>
               <v:line w14:anchorId="4BD4D9B2" id="Straight Connector 25" o:spid="_x0000_s1026" style="position:absolute;z-index:251679744;visibility:visible;mso-wrap-style:square;mso-width-percent:0;mso-wrap-distance-left:9pt;mso-wrap-distance-top:0;mso-wrap-distance-right:9pt;mso-wrap-distance-bottom:0;mso-position-horizontal:absolute;mso-position-horizontal-relative:text;mso-position-vertical:absolute;mso-position-vertical-relative:text;mso-width-percent:0;mso-width-relative:margin" from="344.1pt,.8pt" to="470.75pt,.8pt" o:gfxdata="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" strokecolor="black [3040]"/>
             </w:pict>
@@ -1065,7 +1110,7 @@
               </wp:anchor>
             </w:drawing>
           </mc:Choice>
-          <mc:Fallback xmlns:oel="http://schemas.microsoft.com/office/2019/extlst" xmlns:w16du="http://schemas.microsoft.com/office/word/2023/wordml/word16du" xmlns:w16sdtfl="http://schemas.microsoft.com/office/word/2024/wordml/sdtformatlock">
+          <mc:Fallback xmlns:w16sdtfl="http://schemas.microsoft.com/office/word/2024/wordml/sdtformatlock" xmlns:w16du="http://schemas.microsoft.com/office/word/2023/wordml/word16du" xmlns:oel="http://schemas.microsoft.com/office/2019/extlst">
             <w:pict>
               <v:line w14:anchorId="7B52D655" id="Straight Connector 642056730" o:spid="_x0000_s1026" style="position:absolute;z-index:251686912;visibility:visible;mso-wrap-style:square;mso-width-percent:0;mso-wrap-distance-left:9pt;mso-wrap-distance-top:0;mso-wrap-distance-right:9pt;mso-wrap-distance-bottom:0;mso-position-horizontal:absolute;mso-position-horizontal-relative:text;mso-position-vertical:absolute;mso-position-vertical-relative:text;mso-width-percent:0;mso-width-relative:margin" from="348pt,15.75pt" to="474.65pt,15.75pt" o:gfxdata="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"/>
             </w:pict>
@@ -1138,7 +1183,7 @@
               </wp:anchor>
             </w:drawing>
           </mc:Choice>
-          <mc:Fallback xmlns:oel="http://schemas.microsoft.com/office/2019/extlst" xmlns:w16du="http://schemas.microsoft.com/office/word/2023/wordml/word16du" xmlns:w16sdtfl="http://schemas.microsoft.com/office/word/2024/wordml/sdtformatlock">
+          <mc:Fallback xmlns:w16sdtfl="http://schemas.microsoft.com/office/word/2024/wordml/sdtformatlock" xmlns:w16du="http://schemas.microsoft.com/office/word/2023/wordml/word16du" xmlns:oel="http://schemas.microsoft.com/office/2019/extlst">
             <w:pict>
               <v:shape w14:anchorId="0A0FC050" id="AutoShape 23" o:spid="_x0000_s1026" type="#_x0000_t32" style="position:absolute;margin-left:64.5pt;margin-top:13.8pt;width:117.75pt;height:0;z-index:251678720;visibility:visible;mso-wrap-style:square;mso-width-percent:0;mso-height-percent:0;mso-wrap-distance-left:9pt;mso-wrap-distance-top:0;mso-wrap-distance-right:9pt;mso-wrap-distance-bottom:0;mso-position-horizontal:absolute;mso-position-horizontal-relative:text;mso-position-vertical:absolute;mso-position-vertical-relative:text;mso-width-percent:0;mso-height-percent:0;mso-width-relative:page;mso-height-relative:page" o:gfxdata="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"/>
             </w:pict>
@@ -1584,7 +1629,7 @@
                     </wp:anchor>
                   </w:drawing>
                 </mc:Choice>
-                <mc:Fallback xmlns:oel="http://schemas.microsoft.com/office/2019/extlst" xmlns:w16du="http://schemas.microsoft.com/office/word/2023/wordml/word16du" xmlns:w16sdtfl="http://schemas.microsoft.com/office/word/2024/wordml/sdtformatlock">
+                <mc:Fallback xmlns:w16sdtfl="http://schemas.microsoft.com/office/word/2024/wordml/sdtformatlock" xmlns:w16du="http://schemas.microsoft.com/office/word/2023/wordml/word16du" xmlns:oel="http://schemas.microsoft.com/office/2019/extlst">
                   <w:pict>
                     <v:shape w14:anchorId="5D083C6A" id="AutoShape 6" o:spid="_x0000_s1026" type="#_x0000_t32" style="position:absolute;margin-left:75.2pt;margin-top:-.4pt;width:0;height:54pt;z-index:251662336;visibility:visible;mso-wrap-style:square;mso-width-percent:0;mso-height-percent:0;mso-wrap-distance-left:9pt;mso-wrap-distance-top:0;mso-wrap-distance-right:9pt;mso-wrap-distance-bottom:0;mso-position-horizontal:absolute;mso-position-horizontal-relative:text;mso-position-vertical:absolute;mso-position-vertical-relative:text;mso-width-percent:0;mso-height-percent:0;mso-width-relative:page;mso-height-relative:page" o:gfxdata="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"/>
                   </w:pict>
@@ -2627,7 +2672,7 @@
               </wp:anchor>
             </w:drawing>
           </mc:Choice>
-          <mc:Fallback xmlns:oel="http://schemas.microsoft.com/office/2019/extlst" xmlns:w16du="http://schemas.microsoft.com/office/word/2023/wordml/word16du" xmlns:w16sdtfl="http://schemas.microsoft.com/office/word/2024/wordml/sdtformatlock">
+          <mc:Fallback xmlns:w16sdtfl="http://schemas.microsoft.com/office/word/2024/wordml/sdtformatlock" xmlns:w16du="http://schemas.microsoft.com/office/word/2023/wordml/word16du" xmlns:oel="http://schemas.microsoft.com/office/2019/extlst">
             <w:pict>
               <v:rect w14:anchorId="3DBB477A" id="Rectangle 1" o:spid="_x0000_s1026" style="position:absolute;margin-left:77.9pt;margin-top:2.55pt;width:9.75pt;height:9.75pt;z-index:251682816;visibility:visible;mso-wrap-style:square;mso-width-percent:0;mso-height-percent:0;mso-wrap-distance-left:9pt;mso-wrap-distance-top:0;mso-wrap-distance-right:9pt;mso-wrap-distance-bottom:0;mso-position-horizontal:absolute;mso-position-horizontal-relative:text;mso-position-vertical:absolute;mso-position-vertical-relative:text;mso-width-percent:0;mso-height-percent:0;mso-width-relative:margin;mso-height-relative:margin;v-text-anchor:top" o:gfxdata="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"/>
             </w:pict>
@@ -2715,7 +2760,7 @@
               </wp:anchor>
             </w:drawing>
           </mc:Choice>
-          <mc:Fallback xmlns:oel="http://schemas.microsoft.com/office/2019/extlst" xmlns:w16du="http://schemas.microsoft.com/office/word/2023/wordml/word16du" xmlns:w16sdtfl="http://schemas.microsoft.com/office/word/2024/wordml/sdtformatlock">
+          <mc:Fallback xmlns:w16sdtfl="http://schemas.microsoft.com/office/word/2024/wordml/sdtformatlock" xmlns:w16du="http://schemas.microsoft.com/office/word/2023/wordml/word16du" xmlns:oel="http://schemas.microsoft.com/office/2019/extlst">
             <w:pict>
               <v:rect w14:anchorId="148C028B" id="Rectangle 1" o:spid="_x0000_s1026" style="position:absolute;margin-left:77.9pt;margin-top:4.1pt;width:9.75pt;height:9.75pt;z-index:251684864;visibility:visible;mso-wrap-style:square;mso-width-percent:0;mso-height-percent:0;mso-wrap-distance-left:9pt;mso-wrap-distance-top:0;mso-wrap-distance-right:9pt;mso-wrap-distance-bottom:0;mso-position-horizontal:absolute;mso-position-horizontal-relative:text;mso-position-vertical:absolute;mso-position-vertical-relative:text;mso-width-percent:0;mso-height-percent:0;mso-width-relative:margin;mso-height-relative:margin;v-text-anchor:top" o:gfxdata="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"/>
             </w:pict>
@@ -2835,7 +2880,7 @@
               </wp:anchor>
             </w:drawing>
           </mc:Choice>
-          <mc:Fallback xmlns:oel="http://schemas.microsoft.com/office/2019/extlst" xmlns:w16du="http://schemas.microsoft.com/office/word/2023/wordml/word16du" xmlns:w16sdtfl="http://schemas.microsoft.com/office/word/2024/wordml/sdtformatlock">
+          <mc:Fallback xmlns:w16sdtfl="http://schemas.microsoft.com/office/word/2024/wordml/sdtformatlock" xmlns:w16du="http://schemas.microsoft.com/office/word/2023/wordml/word16du" xmlns:oel="http://schemas.microsoft.com/office/2019/extlst">
             <w:pict>
               <v:shape w14:anchorId="3D4A1A06" id="AutoShape 9" o:spid="_x0000_s1026" type="#_x0000_t32" style="position:absolute;margin-left:400.35pt;margin-top:13.9pt;width:118.5pt;height:.05pt;z-index:251664384;visibility:visible;mso-wrap-style:square;mso-width-percent:0;mso-height-percent:0;mso-wrap-distance-left:9pt;mso-wrap-distance-top:0;mso-wrap-distance-right:9pt;mso-wrap-distance-bottom:0;mso-position-horizontal:absolute;mso-position-horizontal-relative:text;mso-position-vertical:absolute;mso-position-vertical-relative:text;mso-width-percent:0;mso-height-percent:0;mso-width-relative:page;mso-height-relative:page" o:gfxdata="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"/>
             </w:pict>

--- a/public/templates/Trip Ticket.docx
+++ b/public/templates/Trip Ticket.docx
@@ -79,7 +79,7 @@
               </wp:anchor>
             </w:drawing>
           </mc:Choice>
-          <mc:Fallback xmlns:w16sdtfl="http://schemas.microsoft.com/office/word/2024/wordml/sdtformatlock" xmlns:w16du="http://schemas.microsoft.com/office/word/2023/wordml/word16du" xmlns:oel="http://schemas.microsoft.com/office/2019/extlst">
+          <mc:Fallback xmlns:oel="http://schemas.microsoft.com/office/2019/extlst" xmlns:w16du="http://schemas.microsoft.com/office/word/2023/wordml/word16du" xmlns:w16sdtfl="http://schemas.microsoft.com/office/word/2024/wordml/sdtformatlock">
             <w:pict>
               <v:shapetype w14:anchorId="744511F4" id="_x0000_t32" coordsize="21600,21600" o:spt="32" o:oned="t" path="m,l21600,21600e" filled="f">
                 <v:path arrowok="t" fillok="f" o:connecttype="none"/>
@@ -283,15 +283,7 @@
               <w:t xml:space="preserve"> </w:t>
             </w:r>
             <w:r>
-              <w:t>{</w:t>
-            </w:r>
-            <w:proofErr w:type="spellStart"/>
-            <w:r>
-              <w:t>driver_name</w:t>
-            </w:r>
-            <w:proofErr w:type="spellEnd"/>
-            <w:r>
-              <w:t>}</w:t>
+              <w:t>{driver_name}</w:t>
             </w:r>
           </w:p>
         </w:tc>
@@ -350,15 +342,7 @@
               <w:t xml:space="preserve"> </w:t>
             </w:r>
             <w:r>
-              <w:t>{</w:t>
-            </w:r>
-            <w:proofErr w:type="spellStart"/>
-            <w:r>
-              <w:t>vehicle_and_plate</w:t>
-            </w:r>
-            <w:proofErr w:type="spellEnd"/>
-            <w:r>
-              <w:t>}</w:t>
+              <w:t>{vehicle_and_plate}</w:t>
             </w:r>
           </w:p>
         </w:tc>
@@ -452,7 +436,7 @@
                     </wp:anchor>
                   </w:drawing>
                 </mc:Choice>
-                <mc:Fallback xmlns:w16sdtfl="http://schemas.microsoft.com/office/word/2024/wordml/sdtformatlock" xmlns:w16du="http://schemas.microsoft.com/office/word/2023/wordml/word16du" xmlns:oel="http://schemas.microsoft.com/office/2019/extlst">
+                <mc:Fallback xmlns:oel="http://schemas.microsoft.com/office/2019/extlst" xmlns:w16du="http://schemas.microsoft.com/office/word/2023/wordml/word16du" xmlns:w16sdtfl="http://schemas.microsoft.com/office/word/2024/wordml/sdtformatlock">
                   <w:pict>
                     <v:line w14:anchorId="68ADCC1B" id="Straight Connector 1" o:spid="_x0000_s1026" style="position:absolute;flip:x;z-index:251680768;visibility:visible;mso-wrap-style:square;mso-width-percent:0;mso-height-percent:0;mso-wrap-distance-left:9pt;mso-wrap-distance-top:0;mso-wrap-distance-right:9pt;mso-wrap-distance-bottom:0;mso-position-horizontal:absolute;mso-position-horizontal-relative:text;mso-position-vertical:absolute;mso-position-vertical-relative:text;mso-width-percent:0;mso-height-percent:0;mso-width-relative:margin;mso-height-relative:margin" from="165.95pt,-39.8pt" to="166.7pt,78.7pt" o:gfxdata="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" strokecolor="black [3040]"/>
                   </w:pict>
@@ -997,7 +981,7 @@
               </wp:anchor>
             </w:drawing>
           </mc:Choice>
-          <mc:Fallback xmlns:w16sdtfl="http://schemas.microsoft.com/office/word/2024/wordml/sdtformatlock" xmlns:w16du="http://schemas.microsoft.com/office/word/2023/wordml/word16du" xmlns:oel="http://schemas.microsoft.com/office/2019/extlst">
+          <mc:Fallback xmlns:oel="http://schemas.microsoft.com/office/2019/extlst" xmlns:w16du="http://schemas.microsoft.com/office/word/2023/wordml/word16du" xmlns:w16sdtfl="http://schemas.microsoft.com/office/word/2024/wordml/sdtformatlock">
             <w:pict>
               <v:line w14:anchorId="4BD4D9B2" id="Straight Connector 25" o:spid="_x0000_s1026" style="position:absolute;z-index:251679744;visibility:visible;mso-wrap-style:square;mso-width-percent:0;mso-wrap-distance-left:9pt;mso-wrap-distance-top:0;mso-wrap-distance-right:9pt;mso-wrap-distance-bottom:0;mso-position-horizontal:absolute;mso-position-horizontal-relative:text;mso-position-vertical:absolute;mso-position-vertical-relative:text;mso-width-percent:0;mso-width-relative:margin" from="344.1pt,.8pt" to="470.75pt,.8pt" o:gfxdata="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" strokecolor="black [3040]"/>
             </w:pict>
@@ -1110,7 +1094,7 @@
               </wp:anchor>
             </w:drawing>
           </mc:Choice>
-          <mc:Fallback xmlns:w16sdtfl="http://schemas.microsoft.com/office/word/2024/wordml/sdtformatlock" xmlns:w16du="http://schemas.microsoft.com/office/word/2023/wordml/word16du" xmlns:oel="http://schemas.microsoft.com/office/2019/extlst">
+          <mc:Fallback xmlns:oel="http://schemas.microsoft.com/office/2019/extlst" xmlns:w16du="http://schemas.microsoft.com/office/word/2023/wordml/word16du" xmlns:w16sdtfl="http://schemas.microsoft.com/office/word/2024/wordml/sdtformatlock">
             <w:pict>
               <v:line w14:anchorId="7B52D655" id="Straight Connector 642056730" o:spid="_x0000_s1026" style="position:absolute;z-index:251686912;visibility:visible;mso-wrap-style:square;mso-width-percent:0;mso-wrap-distance-left:9pt;mso-wrap-distance-top:0;mso-wrap-distance-right:9pt;mso-wrap-distance-bottom:0;mso-position-horizontal:absolute;mso-position-horizontal-relative:text;mso-position-vertical:absolute;mso-position-vertical-relative:text;mso-width-percent:0;mso-width-relative:margin" from="348pt,15.75pt" to="474.65pt,15.75pt" o:gfxdata="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"/>
             </w:pict>
@@ -1183,7 +1167,7 @@
               </wp:anchor>
             </w:drawing>
           </mc:Choice>
-          <mc:Fallback xmlns:w16sdtfl="http://schemas.microsoft.com/office/word/2024/wordml/sdtformatlock" xmlns:w16du="http://schemas.microsoft.com/office/word/2023/wordml/word16du" xmlns:oel="http://schemas.microsoft.com/office/2019/extlst">
+          <mc:Fallback xmlns:oel="http://schemas.microsoft.com/office/2019/extlst" xmlns:w16du="http://schemas.microsoft.com/office/word/2023/wordml/word16du" xmlns:w16sdtfl="http://schemas.microsoft.com/office/word/2024/wordml/sdtformatlock">
             <w:pict>
               <v:shape w14:anchorId="0A0FC050" id="AutoShape 23" o:spid="_x0000_s1026" type="#_x0000_t32" style="position:absolute;margin-left:64.5pt;margin-top:13.8pt;width:117.75pt;height:0;z-index:251678720;visibility:visible;mso-wrap-style:square;mso-width-percent:0;mso-height-percent:0;mso-wrap-distance-left:9pt;mso-wrap-distance-top:0;mso-wrap-distance-right:9pt;mso-wrap-distance-bottom:0;mso-position-horizontal:absolute;mso-position-horizontal-relative:text;mso-position-vertical:absolute;mso-position-vertical-relative:text;mso-width-percent:0;mso-height-percent:0;mso-width-relative:page;mso-height-relative:page" o:gfxdata="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"/>
             </w:pict>
@@ -1629,7 +1613,7 @@
                     </wp:anchor>
                   </w:drawing>
                 </mc:Choice>
-                <mc:Fallback xmlns:w16sdtfl="http://schemas.microsoft.com/office/word/2024/wordml/sdtformatlock" xmlns:w16du="http://schemas.microsoft.com/office/word/2023/wordml/word16du" xmlns:oel="http://schemas.microsoft.com/office/2019/extlst">
+                <mc:Fallback xmlns:oel="http://schemas.microsoft.com/office/2019/extlst" xmlns:w16du="http://schemas.microsoft.com/office/word/2023/wordml/word16du" xmlns:w16sdtfl="http://schemas.microsoft.com/office/word/2024/wordml/sdtformatlock">
                   <w:pict>
                     <v:shape w14:anchorId="5D083C6A" id="AutoShape 6" o:spid="_x0000_s1026" type="#_x0000_t32" style="position:absolute;margin-left:75.2pt;margin-top:-.4pt;width:0;height:54pt;z-index:251662336;visibility:visible;mso-wrap-style:square;mso-width-percent:0;mso-height-percent:0;mso-wrap-distance-left:9pt;mso-wrap-distance-top:0;mso-wrap-distance-right:9pt;mso-wrap-distance-bottom:0;mso-position-horizontal:absolute;mso-position-horizontal-relative:text;mso-position-vertical:absolute;mso-position-vertical-relative:text;mso-width-percent:0;mso-height-percent:0;mso-width-relative:page;mso-height-relative:page" o:gfxdata="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"/>
                   </w:pict>
@@ -2672,7 +2656,7 @@
               </wp:anchor>
             </w:drawing>
           </mc:Choice>
-          <mc:Fallback xmlns:w16sdtfl="http://schemas.microsoft.com/office/word/2024/wordml/sdtformatlock" xmlns:w16du="http://schemas.microsoft.com/office/word/2023/wordml/word16du" xmlns:oel="http://schemas.microsoft.com/office/2019/extlst">
+          <mc:Fallback xmlns:oel="http://schemas.microsoft.com/office/2019/extlst" xmlns:w16du="http://schemas.microsoft.com/office/word/2023/wordml/word16du" xmlns:w16sdtfl="http://schemas.microsoft.com/office/word/2024/wordml/sdtformatlock">
             <w:pict>
               <v:rect w14:anchorId="3DBB477A" id="Rectangle 1" o:spid="_x0000_s1026" style="position:absolute;margin-left:77.9pt;margin-top:2.55pt;width:9.75pt;height:9.75pt;z-index:251682816;visibility:visible;mso-wrap-style:square;mso-width-percent:0;mso-height-percent:0;mso-wrap-distance-left:9pt;mso-wrap-distance-top:0;mso-wrap-distance-right:9pt;mso-wrap-distance-bottom:0;mso-position-horizontal:absolute;mso-position-horizontal-relative:text;mso-position-vertical:absolute;mso-position-vertical-relative:text;mso-width-percent:0;mso-height-percent:0;mso-width-relative:margin;mso-height-relative:margin;v-text-anchor:top" o:gfxdata="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"/>
             </w:pict>
@@ -2760,7 +2744,7 @@
               </wp:anchor>
             </w:drawing>
           </mc:Choice>
-          <mc:Fallback xmlns:w16sdtfl="http://schemas.microsoft.com/office/word/2024/wordml/sdtformatlock" xmlns:w16du="http://schemas.microsoft.com/office/word/2023/wordml/word16du" xmlns:oel="http://schemas.microsoft.com/office/2019/extlst">
+          <mc:Fallback xmlns:oel="http://schemas.microsoft.com/office/2019/extlst" xmlns:w16du="http://schemas.microsoft.com/office/word/2023/wordml/word16du" xmlns:w16sdtfl="http://schemas.microsoft.com/office/word/2024/wordml/sdtformatlock">
             <w:pict>
               <v:rect w14:anchorId="148C028B" id="Rectangle 1" o:spid="_x0000_s1026" style="position:absolute;margin-left:77.9pt;margin-top:4.1pt;width:9.75pt;height:9.75pt;z-index:251684864;visibility:visible;mso-wrap-style:square;mso-width-percent:0;mso-height-percent:0;mso-wrap-distance-left:9pt;mso-wrap-distance-top:0;mso-wrap-distance-right:9pt;mso-wrap-distance-bottom:0;mso-position-horizontal:absolute;mso-position-horizontal-relative:text;mso-position-vertical:absolute;mso-position-vertical-relative:text;mso-width-percent:0;mso-height-percent:0;mso-width-relative:margin;mso-height-relative:margin;v-text-anchor:top" o:gfxdata="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"/>
             </w:pict>
@@ -2880,7 +2864,7 @@
               </wp:anchor>
             </w:drawing>
           </mc:Choice>
-          <mc:Fallback xmlns:w16sdtfl="http://schemas.microsoft.com/office/word/2024/wordml/sdtformatlock" xmlns:w16du="http://schemas.microsoft.com/office/word/2023/wordml/word16du" xmlns:oel="http://schemas.microsoft.com/office/2019/extlst">
+          <mc:Fallback xmlns:oel="http://schemas.microsoft.com/office/2019/extlst" xmlns:w16du="http://schemas.microsoft.com/office/word/2023/wordml/word16du" xmlns:w16sdtfl="http://schemas.microsoft.com/office/word/2024/wordml/sdtformatlock">
             <w:pict>
               <v:shape w14:anchorId="3D4A1A06" id="AutoShape 9" o:spid="_x0000_s1026" type="#_x0000_t32" style="position:absolute;margin-left:400.35pt;margin-top:13.9pt;width:118.5pt;height:.05pt;z-index:251664384;visibility:visible;mso-wrap-style:square;mso-width-percent:0;mso-height-percent:0;mso-wrap-distance-left:9pt;mso-wrap-distance-top:0;mso-wrap-distance-right:9pt;mso-wrap-distance-bottom:0;mso-position-horizontal:absolute;mso-position-horizontal-relative:text;mso-position-vertical:absolute;mso-position-vertical-relative:text;mso-width-percent:0;mso-height-percent:0;mso-width-relative:page;mso-height-relative:page" o:gfxdata="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"/>
             </w:pict>
@@ -2958,7 +2942,14 @@
         <w:t xml:space="preserve"> </w:t>
       </w:r>
       <w:r>
-        <w:t>(Drivers Full Name)</w:t>
+        <w:rPr>
+          <w:b/>
+          <w:lang w:val="en-GB"/>
+        </w:rPr>
+        <w:t xml:space="preserve">   </w:t>
+      </w:r>
+      <w:r>
+        <w:t>{driver_name}</w:t>
       </w:r>
     </w:p>
     <w:p>
